--- a/Documentacion/Entregas Base/Plan de Pruebas.docx
+++ b/Documentacion/Entregas Base/Plan de Pruebas.docx
@@ -565,7 +565,7 @@
                 <w:sz w:val="18"/>
                 <w:szCs w:val="18"/>
               </w:rPr>
-              <w:t xml:space="preserve">CLAUDE.md v1.4 (19 jun 2026)</w:t>
+              <w:t xml:space="preserve">Documentación técnica del proyecto v1.4 (19 jun 2026)</w:t>
             </w:r>
           </w:p>
         </w:tc>
